--- a/screenshots_activism.docx
+++ b/screenshots_activism.docx
@@ -183,10 +183,10 @@
           <w:noProof/>
         </w:rPr>
         <w:drawing>
-          <wp:inline distT="0" distB="0" distL="0" distR="0" wp14:anchorId="626A9E24" wp14:editId="05C7ECE2">
-            <wp:extent cx="4330700" cy="2298700"/>
-            <wp:effectExtent l="0" t="0" r="0" b="0"/>
-            <wp:docPr id="2019991209" name="Picture 2"/>
+          <wp:inline distT="0" distB="0" distL="0" distR="0" wp14:anchorId="4B0168FC" wp14:editId="663F9AC1">
+            <wp:extent cx="5731510" cy="4085590"/>
+            <wp:effectExtent l="0" t="0" r="0" b="3810"/>
+            <wp:docPr id="1060827646" name="Picture 8"/>
             <wp:cNvGraphicFramePr>
               <a:graphicFrameLocks xmlns:a="http://schemas.openxmlformats.org/drawingml/2006/main" noChangeAspect="1"/>
             </wp:cNvGraphicFramePr>
@@ -194,7 +194,7 @@
               <a:graphicData uri="http://schemas.openxmlformats.org/drawingml/2006/picture">
                 <pic:pic xmlns:pic="http://schemas.openxmlformats.org/drawingml/2006/picture">
                   <pic:nvPicPr>
-                    <pic:cNvPr id="2019991209" name="Picture 2019991209"/>
+                    <pic:cNvPr id="1060827646" name="Picture 1060827646"/>
                     <pic:cNvPicPr/>
                   </pic:nvPicPr>
                   <pic:blipFill>
@@ -212,7 +212,7 @@
                   <pic:spPr>
                     <a:xfrm>
                       <a:off x="0" y="0"/>
-                      <a:ext cx="4330700" cy="2298700"/>
+                      <a:ext cx="5731510" cy="4085590"/>
                     </a:xfrm>
                     <a:prstGeom prst="rect">
                       <a:avLst/>
@@ -225,8 +225,10 @@
         </w:drawing>
       </w:r>
     </w:p>
-    <w:p>
-      <w:r>
+    <w:p/>
+    <w:p>
+      <w:r>
+        <w:lastRenderedPageBreak/>
         <w:t>Part 2 activism decision:</w:t>
       </w:r>
     </w:p>
@@ -236,7 +238,6 @@
         <w:rPr>
           <w:noProof/>
         </w:rPr>
-        <w:lastRenderedPageBreak/>
         <w:drawing>
           <wp:inline distT="0" distB="0" distL="0" distR="0" wp14:anchorId="0182CE69" wp14:editId="12353417">
             <wp:extent cx="4330700" cy="3505200"/>
@@ -286,18 +287,66 @@
         <w:t>Part 2 real effort task:</w:t>
       </w:r>
     </w:p>
-    <w:p/>
-    <w:p>
-      <w:r>
-        <w:t xml:space="preserve">Part 2 Contribution: </w:t>
-      </w:r>
-    </w:p>
     <w:p>
       <w:r>
         <w:rPr>
           <w:noProof/>
         </w:rPr>
+        <w:drawing>
+          <wp:inline distT="0" distB="0" distL="0" distR="0" wp14:anchorId="2C4930B6" wp14:editId="331490C2">
+            <wp:extent cx="3510672" cy="3489960"/>
+            <wp:effectExtent l="0" t="0" r="0" b="2540"/>
+            <wp:docPr id="1914466931" name="Picture 6"/>
+            <wp:cNvGraphicFramePr>
+              <a:graphicFrameLocks xmlns:a="http://schemas.openxmlformats.org/drawingml/2006/main" noChangeAspect="1"/>
+            </wp:cNvGraphicFramePr>
+            <a:graphic xmlns:a="http://schemas.openxmlformats.org/drawingml/2006/main">
+              <a:graphicData uri="http://schemas.openxmlformats.org/drawingml/2006/picture">
+                <pic:pic xmlns:pic="http://schemas.openxmlformats.org/drawingml/2006/picture">
+                  <pic:nvPicPr>
+                    <pic:cNvPr id="1914466931" name="Picture 1914466931"/>
+                    <pic:cNvPicPr/>
+                  </pic:nvPicPr>
+                  <pic:blipFill>
+                    <a:blip r:embed="rId9">
+                      <a:extLst>
+                        <a:ext uri="{28A0092B-C50C-407E-A947-70E740481C1C}">
+                          <a14:useLocalDpi xmlns:a14="http://schemas.microsoft.com/office/drawing/2010/main" val="0"/>
+                        </a:ext>
+                      </a:extLst>
+                    </a:blip>
+                    <a:stretch>
+                      <a:fillRect/>
+                    </a:stretch>
+                  </pic:blipFill>
+                  <pic:spPr>
+                    <a:xfrm>
+                      <a:off x="0" y="0"/>
+                      <a:ext cx="3513771" cy="3493041"/>
+                    </a:xfrm>
+                    <a:prstGeom prst="rect">
+                      <a:avLst/>
+                    </a:prstGeom>
+                  </pic:spPr>
+                </pic:pic>
+              </a:graphicData>
+            </a:graphic>
+          </wp:inline>
+        </w:drawing>
+      </w:r>
+    </w:p>
+    <w:p/>
+    <w:p>
+      <w:r>
         <w:lastRenderedPageBreak/>
+        <w:t xml:space="preserve">Part 2 Contribution: </w:t>
+      </w:r>
+    </w:p>
+    <w:p>
+      <w:r>
+        <w:rPr>
+          <w:noProof/>
+        </w:rPr>
         <w:drawing>
           <wp:inline distT="0" distB="0" distL="0" distR="0" wp14:anchorId="75AFA8AD" wp14:editId="2A73E694">
             <wp:extent cx="4305300" cy="2908300"/>
@@ -314,7 +363,7 @@
                     <pic:cNvPicPr/>
                   </pic:nvPicPr>
                   <pic:blipFill>
-                    <a:blip r:embed="rId9">
+                    <a:blip r:embed="rId10">
                       <a:extLst>
                         <a:ext uri="{28A0092B-C50C-407E-A947-70E740481C1C}">
                           <a14:useLocalDpi xmlns:a14="http://schemas.microsoft.com/office/drawing/2010/main" val="0"/>
@@ -340,15 +389,23 @@
           </wp:inline>
         </w:drawing>
       </w:r>
+    </w:p>
+    <w:p/>
+    <w:p>
+      <w:r>
+        <w:t>Part 2 results:</w:t>
+      </w:r>
+    </w:p>
+    <w:p>
       <w:r>
         <w:rPr>
           <w:noProof/>
         </w:rPr>
         <w:drawing>
-          <wp:inline distT="0" distB="0" distL="0" distR="0" wp14:anchorId="29F9BE4B" wp14:editId="69C879B5">
-            <wp:extent cx="4305300" cy="4279900"/>
+          <wp:inline distT="0" distB="0" distL="0" distR="0" wp14:anchorId="1DFE301A" wp14:editId="7068ADC3">
+            <wp:extent cx="4216400" cy="4635500"/>
             <wp:effectExtent l="0" t="0" r="0" b="0"/>
-            <wp:docPr id="1914466931" name="Picture 6"/>
+            <wp:docPr id="592674157" name="Picture 9"/>
             <wp:cNvGraphicFramePr>
               <a:graphicFrameLocks xmlns:a="http://schemas.openxmlformats.org/drawingml/2006/main" noChangeAspect="1"/>
             </wp:cNvGraphicFramePr>
@@ -356,11 +413,11 @@
               <a:graphicData uri="http://schemas.openxmlformats.org/drawingml/2006/picture">
                 <pic:pic xmlns:pic="http://schemas.openxmlformats.org/drawingml/2006/picture">
                   <pic:nvPicPr>
-                    <pic:cNvPr id="1914466931" name="Picture 1914466931"/>
+                    <pic:cNvPr id="592674157" name="Picture 592674157"/>
                     <pic:cNvPicPr/>
                   </pic:nvPicPr>
                   <pic:blipFill>
-                    <a:blip r:embed="rId10">
+                    <a:blip r:embed="rId11">
                       <a:extLst>
                         <a:ext uri="{28A0092B-C50C-407E-A947-70E740481C1C}">
                           <a14:useLocalDpi xmlns:a14="http://schemas.microsoft.com/office/drawing/2010/main" val="0"/>
@@ -374,7 +431,264 @@
                   <pic:spPr>
                     <a:xfrm>
                       <a:off x="0" y="0"/>
-                      <a:ext cx="4305300" cy="4279900"/>
+                      <a:ext cx="4216400" cy="4635500"/>
+                    </a:xfrm>
+                    <a:prstGeom prst="rect">
+                      <a:avLst/>
+                    </a:prstGeom>
+                  </pic:spPr>
+                </pic:pic>
+              </a:graphicData>
+            </a:graphic>
+          </wp:inline>
+        </w:drawing>
+      </w:r>
+    </w:p>
+    <w:p>
+      <w:r>
+        <w:lastRenderedPageBreak/>
+        <w:t>End of Part 2:</w:t>
+      </w:r>
+    </w:p>
+    <w:p>
+      <w:r>
+        <w:rPr>
+          <w:noProof/>
+        </w:rPr>
+        <w:drawing>
+          <wp:inline distT="0" distB="0" distL="0" distR="0" wp14:anchorId="703DF7B5" wp14:editId="140515EA">
+            <wp:extent cx="4381500" cy="3365500"/>
+            <wp:effectExtent l="0" t="0" r="0" b="0"/>
+            <wp:docPr id="947860160" name="Picture 15"/>
+            <wp:cNvGraphicFramePr>
+              <a:graphicFrameLocks xmlns:a="http://schemas.openxmlformats.org/drawingml/2006/main" noChangeAspect="1"/>
+            </wp:cNvGraphicFramePr>
+            <a:graphic xmlns:a="http://schemas.openxmlformats.org/drawingml/2006/main">
+              <a:graphicData uri="http://schemas.openxmlformats.org/drawingml/2006/picture">
+                <pic:pic xmlns:pic="http://schemas.openxmlformats.org/drawingml/2006/picture">
+                  <pic:nvPicPr>
+                    <pic:cNvPr id="947860160" name="Picture 947860160"/>
+                    <pic:cNvPicPr/>
+                  </pic:nvPicPr>
+                  <pic:blipFill>
+                    <a:blip r:embed="rId12">
+                      <a:extLst>
+                        <a:ext uri="{28A0092B-C50C-407E-A947-70E740481C1C}">
+                          <a14:useLocalDpi xmlns:a14="http://schemas.microsoft.com/office/drawing/2010/main" val="0"/>
+                        </a:ext>
+                      </a:extLst>
+                    </a:blip>
+                    <a:stretch>
+                      <a:fillRect/>
+                    </a:stretch>
+                  </pic:blipFill>
+                  <pic:spPr>
+                    <a:xfrm>
+                      <a:off x="0" y="0"/>
+                      <a:ext cx="4381500" cy="3365500"/>
+                    </a:xfrm>
+                    <a:prstGeom prst="rect">
+                      <a:avLst/>
+                    </a:prstGeom>
+                  </pic:spPr>
+                </pic:pic>
+              </a:graphicData>
+            </a:graphic>
+          </wp:inline>
+        </w:drawing>
+      </w:r>
+    </w:p>
+    <w:p/>
+    <w:p>
+      <w:r>
+        <w:rPr>
+          <w:noProof/>
+        </w:rPr>
+        <w:lastRenderedPageBreak/>
+        <w:drawing>
+          <wp:inline distT="0" distB="0" distL="0" distR="0" wp14:anchorId="0455C263" wp14:editId="5FD4217D">
+            <wp:extent cx="5731510" cy="4447540"/>
+            <wp:effectExtent l="0" t="0" r="0" b="0"/>
+            <wp:docPr id="1882086971" name="Picture 16"/>
+            <wp:cNvGraphicFramePr>
+              <a:graphicFrameLocks xmlns:a="http://schemas.openxmlformats.org/drawingml/2006/main" noChangeAspect="1"/>
+            </wp:cNvGraphicFramePr>
+            <a:graphic xmlns:a="http://schemas.openxmlformats.org/drawingml/2006/main">
+              <a:graphicData uri="http://schemas.openxmlformats.org/drawingml/2006/picture">
+                <pic:pic xmlns:pic="http://schemas.openxmlformats.org/drawingml/2006/picture">
+                  <pic:nvPicPr>
+                    <pic:cNvPr id="1882086971" name="Picture 1882086971"/>
+                    <pic:cNvPicPr/>
+                  </pic:nvPicPr>
+                  <pic:blipFill>
+                    <a:blip r:embed="rId13" cstate="print">
+                      <a:extLst>
+                        <a:ext uri="{28A0092B-C50C-407E-A947-70E740481C1C}">
+                          <a14:useLocalDpi xmlns:a14="http://schemas.microsoft.com/office/drawing/2010/main" val="0"/>
+                        </a:ext>
+                      </a:extLst>
+                    </a:blip>
+                    <a:stretch>
+                      <a:fillRect/>
+                    </a:stretch>
+                  </pic:blipFill>
+                  <pic:spPr>
+                    <a:xfrm>
+                      <a:off x="0" y="0"/>
+                      <a:ext cx="5731510" cy="4447540"/>
+                    </a:xfrm>
+                    <a:prstGeom prst="rect">
+                      <a:avLst/>
+                    </a:prstGeom>
+                  </pic:spPr>
+                </pic:pic>
+              </a:graphicData>
+            </a:graphic>
+          </wp:inline>
+        </w:drawing>
+      </w:r>
+      <w:r>
+        <w:rPr>
+          <w:noProof/>
+        </w:rPr>
+        <w:drawing>
+          <wp:inline distT="0" distB="0" distL="0" distR="0" wp14:anchorId="280B5962" wp14:editId="4800C00A">
+            <wp:extent cx="5731510" cy="4336415"/>
+            <wp:effectExtent l="0" t="0" r="0" b="0"/>
+            <wp:docPr id="688879260" name="Picture 17"/>
+            <wp:cNvGraphicFramePr>
+              <a:graphicFrameLocks xmlns:a="http://schemas.openxmlformats.org/drawingml/2006/main" noChangeAspect="1"/>
+            </wp:cNvGraphicFramePr>
+            <a:graphic xmlns:a="http://schemas.openxmlformats.org/drawingml/2006/main">
+              <a:graphicData uri="http://schemas.openxmlformats.org/drawingml/2006/picture">
+                <pic:pic xmlns:pic="http://schemas.openxmlformats.org/drawingml/2006/picture">
+                  <pic:nvPicPr>
+                    <pic:cNvPr id="688879260" name="Picture 688879260"/>
+                    <pic:cNvPicPr/>
+                  </pic:nvPicPr>
+                  <pic:blipFill>
+                    <a:blip r:embed="rId14" cstate="print">
+                      <a:extLst>
+                        <a:ext uri="{28A0092B-C50C-407E-A947-70E740481C1C}">
+                          <a14:useLocalDpi xmlns:a14="http://schemas.microsoft.com/office/drawing/2010/main" val="0"/>
+                        </a:ext>
+                      </a:extLst>
+                    </a:blip>
+                    <a:stretch>
+                      <a:fillRect/>
+                    </a:stretch>
+                  </pic:blipFill>
+                  <pic:spPr>
+                    <a:xfrm>
+                      <a:off x="0" y="0"/>
+                      <a:ext cx="5731510" cy="4336415"/>
+                    </a:xfrm>
+                    <a:prstGeom prst="rect">
+                      <a:avLst/>
+                    </a:prstGeom>
+                  </pic:spPr>
+                </pic:pic>
+              </a:graphicData>
+            </a:graphic>
+          </wp:inline>
+        </w:drawing>
+      </w:r>
+    </w:p>
+    <w:p>
+      <w:r>
+        <w:lastRenderedPageBreak/>
+        <w:t>Payment round selection:</w:t>
+      </w:r>
+    </w:p>
+    <w:p>
+      <w:r>
+        <w:rPr>
+          <w:noProof/>
+        </w:rPr>
+        <w:drawing>
+          <wp:inline distT="0" distB="0" distL="0" distR="0" wp14:anchorId="65CD5468" wp14:editId="1A5B9F73">
+            <wp:extent cx="5731510" cy="1788160"/>
+            <wp:effectExtent l="0" t="0" r="0" b="2540"/>
+            <wp:docPr id="426470715" name="Picture 18"/>
+            <wp:cNvGraphicFramePr>
+              <a:graphicFrameLocks xmlns:a="http://schemas.openxmlformats.org/drawingml/2006/main" noChangeAspect="1"/>
+            </wp:cNvGraphicFramePr>
+            <a:graphic xmlns:a="http://schemas.openxmlformats.org/drawingml/2006/main">
+              <a:graphicData uri="http://schemas.openxmlformats.org/drawingml/2006/picture">
+                <pic:pic xmlns:pic="http://schemas.openxmlformats.org/drawingml/2006/picture">
+                  <pic:nvPicPr>
+                    <pic:cNvPr id="426470715" name="Picture 426470715"/>
+                    <pic:cNvPicPr/>
+                  </pic:nvPicPr>
+                  <pic:blipFill>
+                    <a:blip r:embed="rId15" cstate="print">
+                      <a:extLst>
+                        <a:ext uri="{28A0092B-C50C-407E-A947-70E740481C1C}">
+                          <a14:useLocalDpi xmlns:a14="http://schemas.microsoft.com/office/drawing/2010/main" val="0"/>
+                        </a:ext>
+                      </a:extLst>
+                    </a:blip>
+                    <a:stretch>
+                      <a:fillRect/>
+                    </a:stretch>
+                  </pic:blipFill>
+                  <pic:spPr>
+                    <a:xfrm>
+                      <a:off x="0" y="0"/>
+                      <a:ext cx="5731510" cy="1788160"/>
+                    </a:xfrm>
+                    <a:prstGeom prst="rect">
+                      <a:avLst/>
+                    </a:prstGeom>
+                  </pic:spPr>
+                </pic:pic>
+              </a:graphicData>
+            </a:graphic>
+          </wp:inline>
+        </w:drawing>
+      </w:r>
+    </w:p>
+    <w:p>
+      <w:r>
+        <w:t>Final Page:</w:t>
+      </w:r>
+    </w:p>
+    <w:p>
+      <w:r>
+        <w:rPr>
+          <w:noProof/>
+        </w:rPr>
+        <w:drawing>
+          <wp:inline distT="0" distB="0" distL="0" distR="0" wp14:anchorId="6DAC86DE" wp14:editId="4CE2191A">
+            <wp:extent cx="5422900" cy="1562100"/>
+            <wp:effectExtent l="0" t="0" r="0" b="0"/>
+            <wp:docPr id="912925420" name="Picture 19"/>
+            <wp:cNvGraphicFramePr>
+              <a:graphicFrameLocks xmlns:a="http://schemas.openxmlformats.org/drawingml/2006/main" noChangeAspect="1"/>
+            </wp:cNvGraphicFramePr>
+            <a:graphic xmlns:a="http://schemas.openxmlformats.org/drawingml/2006/main">
+              <a:graphicData uri="http://schemas.openxmlformats.org/drawingml/2006/picture">
+                <pic:pic xmlns:pic="http://schemas.openxmlformats.org/drawingml/2006/picture">
+                  <pic:nvPicPr>
+                    <pic:cNvPr id="912925420" name="Picture 912925420"/>
+                    <pic:cNvPicPr/>
+                  </pic:nvPicPr>
+                  <pic:blipFill>
+                    <a:blip r:embed="rId16">
+                      <a:extLst>
+                        <a:ext uri="{28A0092B-C50C-407E-A947-70E740481C1C}">
+                          <a14:useLocalDpi xmlns:a14="http://schemas.microsoft.com/office/drawing/2010/main" val="0"/>
+                        </a:ext>
+                      </a:extLst>
+                    </a:blip>
+                    <a:stretch>
+                      <a:fillRect/>
+                    </a:stretch>
+                  </pic:blipFill>
+                  <pic:spPr>
+                    <a:xfrm>
+                      <a:off x="0" y="0"/>
+                      <a:ext cx="5422900" cy="1562100"/>
                     </a:xfrm>
                     <a:prstGeom prst="rect">
                       <a:avLst/>
